--- a/companies/dev-mini/Engagements/Dean PLC/2020.06.09 - Status Report - Dean PLC v2 FINAL.docx
+++ b/companies/dev-mini/Engagements/Dean PLC/2020.06.09 - Status Report - Dean PLC v2 FINAL.docx
@@ -7,16 +7,12 @@
         <w:pStyle w:val="Heading1"/>
       </w:pPr>
       <w:r>
-        <w:t>Status Report: Pricing Study</w:t>
+        <w:t>Pricing Study: Status Report</w:t>
       </w:r>
     </w:p>
     <w:p>
       <w:r>
-        <w:t>Prepared for: Dean PLC leadership</w:t>
-        <w:br/>
-        <w:t>Prepared by: Robert Miller, Principal Consultant</w:t>
-        <w:br/>
-        <w:t>Status: through the midpoint of the engagement</w:t>
+        <w:t>Prepared for the finance leadership of Dean PLC by Robert Miller, Principal Consultant.</w:t>
       </w:r>
     </w:p>
     <w:p>
@@ -24,12 +20,12 @@
         <w:pStyle w:val="Heading2"/>
       </w:pPr>
       <w:r>
-        <w:t>Summary</w:t>
+        <w:t>Where the Study Stands</w:t>
       </w:r>
     </w:p>
     <w:p>
       <w:r>
-        <w:t>We are about halfway through the pricing study for Dean PLC, and the work is on track and within budget. The data assembly is complete, the price waterfall is built, and we have moved from gathering the evidence to analyzing it, which is where the value of the study is made. The question you set at the outset was where the erosion happens between the price you set and the price you keep, and we can now see the shape of the answer even if the figures are not yet final. Nothing we have found so far changes the plan or the timeline we agreed at the start. This report covers what we accomplished this period, the early signals worth sharing, the budget, what comes next, and the handful of items worth watching. I have kept it to what the evidence currently supports; the substantiated conclusions, with numbers attached, belong in the final findings rather than here.</w:t>
+        <w:t>The study is on schedule and about half run, and the shape of the answer is now visible, although we are not yet at the point of putting a recommendation in front of you. The transaction base is built and reconciled to your reported revenue, realized price and contribution margin are measured for the commercial product families, and the pattern that prompted this engagement has been located rather than merely asserted: the gap between what you publish and what you collect is not spread across the business, it sits in two regions and one product family, and those three pockets together account for the large majority of it.</w:t>
       </w:r>
     </w:p>
     <w:p>
@@ -37,49 +33,22 @@
         <w:pStyle w:val="Heading2"/>
       </w:pPr>
       <w:r>
-        <w:t>Accomplishments This Period</w:t>
+        <w:t>Since the Last Report</w:t>
       </w:r>
     </w:p>
     <w:p>
       <w:r>
-        <w:t>The core of this period was turning a year of raw transaction records into a picture your current reporting does not provide: how much of each list price actually survives to the bottom line, and where the rest goes. That meant building the data foundation carefully before drawing anything on top of it, because a waterfall built on figures no one trusts is worse than no waterfall at all.</w:t>
-      </w:r>
-    </w:p>
-    <w:p>
-      <w:pPr>
-        <w:pStyle w:val="ListBullet"/>
-      </w:pPr>
-      <w:r>
-        <w:t>Assembled and reconciled the last full year of line-level transaction data, including the off-invoice rebates and credits that ordinary margin reporting leaves out.</w:t>
-      </w:r>
-    </w:p>
-    <w:p>
-      <w:pPr>
-        <w:pStyle w:val="ListBullet"/>
-      </w:pPr>
-      <w:r>
-        <w:t>Built the price waterfall from list price to realized pocket price and quantified, provisionally, what is lost at each step, from on-invoice discounts through the off-invoice items.</w:t>
-      </w:r>
-    </w:p>
-    <w:p>
-      <w:pPr>
-        <w:pStyle w:val="ListBullet"/>
-      </w:pPr>
-      <w:r>
-        <w:t>Documented how discretionary discounts and off-invoice terms are granted and approved in practice, rather than as the written policy describes them.</w:t>
-      </w:r>
-    </w:p>
-    <w:p>
-      <w:pPr>
-        <w:pStyle w:val="ListBullet"/>
-      </w:pPr>
-      <w:r>
-        <w:t>Began the customer-level dispersion analysis, comparing the net price realized by customers that ought to be priced alike.</w:t>
+        <w:t>Susan Wiley has built the transaction data set from invoice-level records covering the trailing two years and reconciled it to your reported revenue, with credit memos carried as their own line rather than netted into revenue, which is the form your controller asked for and the form we would have chosen in any case. The reconciliation holds, and the assumptions behind it sit in a log that will be handed over with the report, so that your own team can rerun any exhibit we show you rather than take it on trust.</w:t>
       </w:r>
     </w:p>
     <w:p>
       <w:r>
-        <w:t>Susan Wiley led the data assembly and the reconciliation back to source, which is the reason the waterfall rests on figures we trust. Jennifer Fletcher has kept the analysis anchored to the decisions your leadership will face, so the work stays pointed at what you can actually change rather than at what is merely interesting.</w:t>
+        <w:t>Jennifer Fletcher has completed the realized-price and margin views by product family and has begun the account-level build that separates the effect of customer mix from the effect of sales practice, which is the distinction on which most of the recommendation will turn. The rebate accrual your team provided has now been allocated to accounts, and that allocation matters more than it sounds: before it, realized price at your largest accounts was overstated, and any reading of those accounts taken from earlier reporting should be set aside rather than reconciled.</w:t>
+      </w:r>
+    </w:p>
+    <w:p>
+      <w:r>
+        <w:t>I have interviewed regional managers in three of the four regions and a sample of sales representatives alongside them. Since travel to your sites stopped being practical in the spring these conversations have been held by telephone, which costs something a day on the floor would have given us and has not changed the conclusions available from them. What the interviews add is the reason behind a discount, which no invoice records: in the two regions where discounting concentrates, the authority to grant it sits low in the organization and is used early in a negotiation rather than held back to close one.</w:t>
       </w:r>
     </w:p>
     <w:p>
@@ -87,12 +56,12 @@
         <w:pStyle w:val="Heading2"/>
       </w:pPr>
       <w:r>
-        <w:t>Early Signals</w:t>
+        <w:t>The Period Ahead</w:t>
       </w:r>
     </w:p>
     <w:p>
       <w:r>
-        <w:t>It is early to attach numbers to any of this, and I do not want to get ahead of the analysis, but three themes are clear enough to name. The first is price dispersion: comparable customers are realizing quite different net prices, and the difference does not track anything about their size or volume that we can yet see. The second is off-invoice leakage, where rebates and credits granted after the sale quietly erode a margin the invoice made look healthy. The third, smaller for now, is a set of small orders that appear to be filled at a loss once the cost of serving them is counted. We will test each of these against the data and size it before it reaches the findings, and you will see the substantiated version there, not before.</w:t>
+        <w:t>Jennifer Fletcher will finish the account-level view and we will then test how far your volumes respond to price, which the record supports less than you might hope and more than not at all, and we will be explicit about where the evidence thins. From there we draft a price and discount structure, including where discount authority should sit and what it should cost a region to exceed it, and we will bring that draft to you before it is finished rather than after, because a structure your organization cannot administer is worth nothing however sound the analysis behind it. The remaining interviews and the channel view will be complete in the same period.</w:t>
       </w:r>
     </w:p>
     <w:p>
@@ -100,12 +69,17 @@
         <w:pStyle w:val="Heading2"/>
       </w:pPr>
       <w:r>
-        <w:t>Budget</w:t>
+        <w:t>Risks</w:t>
       </w:r>
     </w:p>
     <w:p>
       <w:r>
-        <w:t>The engagement is being delivered against the fixed professional fee of $89,500. Our effort to date is tracking within that budget, and because the fee is fixed, your cost does not move with the hours we invest. We are not anticipating any change to scope; if that view changes, you will hear it from us well in advance rather than at the end.</w:t>
+        <w:t>The risk most worth your attention is scheduling on your side. Two data extracts sit with your systems group and are not yet delivered, and the account-level view cannot be closed without them; the interviews still outstanding are with people whose calendars are beyond our reach. Neither has cost us time yet and both will if they slip much further, which is why they appear here rather than in a conversation later.</w:t>
+      </w:r>
+    </w:p>
+    <w:p>
+      <w:r>
+        <w:t>The other risk is one of expectation rather than execution. A structure that reduces discretionary discounting will not be welcome in the two regions that rely on it most, and this study will not resolve that; it will only make the cost of the present practice explicit and hard to argue with. If you want the recommendation adopted rather than merely delivered, the conversation with those regional managers is better begun before our report lands than after it.</w:t>
       </w:r>
     </w:p>
     <w:p>
@@ -113,120 +87,17 @@
         <w:pStyle w:val="Heading2"/>
       </w:pPr>
       <w:r>
-        <w:t>Upcoming Work</w:t>
-      </w:r>
-    </w:p>
-    <w:p>
-      <w:pPr>
-        <w:pStyle w:val="ListBullet"/>
-      </w:pPr>
-      <w:r>
-        <w:t>Complete the customer and segment dispersion analysis, and attach cost-to-serve where small orders may be priced below the cost of filling them.</w:t>
-      </w:r>
-    </w:p>
-    <w:p>
-      <w:pPr>
-        <w:pStyle w:val="ListBullet"/>
-      </w:pPr>
-      <w:r>
-        <w:t>Quantify the size of the opportunity in each leakage category, so the recommendations can be ranked by what they are worth.</w:t>
-      </w:r>
-    </w:p>
-    <w:p>
-      <w:pPr>
-        <w:pStyle w:val="ListBullet"/>
-      </w:pPr>
-      <w:r>
-        <w:t>Draft a short, prioritized set of pricing actions you can act on.</w:t>
-      </w:r>
-    </w:p>
-    <w:p>
-      <w:pPr>
-        <w:pStyle w:val="ListBullet"/>
-      </w:pPr>
-      <w:r>
-        <w:t>Preview the emerging findings with your leadership before we finalize, so nothing in the readout comes as a surprise.</w:t>
-      </w:r>
-    </w:p>
-    <w:p>
-      <w:pPr>
-        <w:pStyle w:val="Heading2"/>
-      </w:pPr>
-      <w:r>
-        <w:t>What We Will Need From You</w:t>
+        <w:t>Fee and Budget</w:t>
       </w:r>
     </w:p>
     <w:p>
       <w:r>
-        <w:t>A study like this moves at the speed of the access it gets, and there are a few things from your side that would keep us on schedule over the next stretch.</w:t>
-      </w:r>
-    </w:p>
-    <w:p>
-      <w:pPr>
-        <w:pStyle w:val="ListBullet"/>
-      </w:pPr>
-      <w:r>
-        <w:t>The remaining cost-to-serve and freight detail, ideally within the next week or two, so we can finish testing the small-order question.</w:t>
-      </w:r>
-    </w:p>
-    <w:p>
-      <w:pPr>
-        <w:pStyle w:val="ListBullet"/>
-      </w:pPr>
-      <w:r>
-        <w:t>Confirmation of the rebate and credit figures we are tracing back to source.</w:t>
-      </w:r>
-    </w:p>
-    <w:p>
-      <w:pPr>
-        <w:pStyle w:val="ListBullet"/>
-      </w:pPr>
-      <w:r>
-        <w:t>A review slot with your leadership once the draft findings are ready, so the readout is a working discussion rather than a first look.</w:t>
-      </w:r>
-    </w:p>
-    <w:p>
-      <w:pPr>
-        <w:pStyle w:val="Heading2"/>
-      </w:pPr>
-      <w:r>
-        <w:t>Risks and Watch Items</w:t>
-      </w:r>
-    </w:p>
-    <w:p>
-      <w:pPr>
-        <w:pStyle w:val="ListBullet"/>
-      </w:pPr>
-      <w:r>
-        <w:t>Data completeness. A few of the off-invoice and cost-to-serve details are still being traced to source, and delays there would slow the final quantification.</w:t>
-      </w:r>
-    </w:p>
-    <w:p>
-      <w:pPr>
-        <w:pStyle w:val="ListBullet"/>
-      </w:pPr>
-      <w:r>
-        <w:t>Governance question. The dispersion we are seeing may point to a discount-approval issue larger than the study was scoped to fix; we will raise it plainly rather than expand the work quietly.</w:t>
-      </w:r>
-    </w:p>
-    <w:p>
-      <w:pPr>
-        <w:pStyle w:val="ListBullet"/>
-      </w:pPr>
-      <w:r>
-        <w:t>Scheduling. The leadership preview depends on finding time on your calendar over the coming weeks, and earlier is better than later.</w:t>
+        <w:t>The engagement is a fixed fee of $89,500 for the scope in the engagement letter. We are inside it, a little under half is billed to date, and there are no change requests outstanding and none anticipated. Nothing described in this report adds to the fee.</w:t>
       </w:r>
     </w:p>
     <w:p>
       <w:r>
-        <w:t>We are pleased with where the study stands and confident in the path from here. Please reach out with any questions in the meantime.</w:t>
-      </w:r>
-    </w:p>
-    <w:p>
-      <w:r>
-        <w:t>Robert Miller</w:t>
-        <w:br/>
-        <w:t>Principal Consultant</w:t>
+        <w:t>The next step is the two outstanding extracts. I will send the specification for both to your systems group this week and will follow it up myself rather than leave it in a queue.</w:t>
       </w:r>
     </w:p>
     <w:sectPr>
